--- a/Fase 2/Evidencias Grupales/2.6_GuiaEstudiante_Fase 2_Informe Final Proyecto APT.docx
+++ b/Fase 2/Evidencias Grupales/2.6_GuiaEstudiante_Fase 2_Informe Final Proyecto APT.docx
@@ -1,6 +1,6 @@
 
 <file path=word/document.xml><?xml version="1.0" encoding="utf-8"?>
-<w:document xmlns:wpc="http://schemas.microsoft.com/office/word/2010/wordprocessingCanvas" xmlns:cx="http://schemas.microsoft.com/office/drawing/2014/chartex" xmlns:mc="http://schemas.openxmlformats.org/markup-compatibility/2006" xmlns:o="urn:schemas-microsoft-com:office:office" xmlns:r="http://schemas.openxmlformats.org/officeDocument/2006/relationships" xmlns:m="http://schemas.openxmlformats.org/officeDocument/2006/math" xmlns:v="urn:schemas-microsoft-com:vml" xmlns:wp14="http://schemas.microsoft.com/office/word/2010/wordprocessingDrawing" xmlns:wp="http://schemas.openxmlformats.org/drawingml/2006/wordprocessingDrawing" xmlns:w10="urn:schemas-microsoft-com:office:word" xmlns:w="http://schemas.openxmlformats.org/wordprocessingml/2006/main" xmlns:w14="http://schemas.microsoft.com/office/word/2010/wordml" xmlns:w15="http://schemas.microsoft.com/office/word/2012/wordml" xmlns:w16se="http://schemas.microsoft.com/office/word/2015/wordml/symex" xmlns:wpg="http://schemas.microsoft.com/office/word/2010/wordprocessingGroup" xmlns:wpi="http://schemas.microsoft.com/office/word/2010/wordprocessingInk" xmlns:wne="http://schemas.microsoft.com/office/word/2006/wordml" xmlns:wps="http://schemas.microsoft.com/office/word/2010/wordprocessingShape" mc:Ignorable="w14 w15 w16se wp14">
+<w:document xmlns:wpc="http://schemas.microsoft.com/office/word/2010/wordprocessingCanvas" xmlns:cx="http://schemas.microsoft.com/office/drawing/2014/chartex" xmlns:cx1="http://schemas.microsoft.com/office/drawing/2015/9/8/chartex" xmlns:cx2="http://schemas.microsoft.com/office/drawing/2015/10/21/chartex" xmlns:cx3="http://schemas.microsoft.com/office/drawing/2016/5/9/chartex" xmlns:cx4="http://schemas.microsoft.com/office/drawing/2016/5/10/chartex" xmlns:cx5="http://schemas.microsoft.com/office/drawing/2016/5/11/chartex" xmlns:cx6="http://schemas.microsoft.com/office/drawing/2016/5/12/chartex" xmlns:cx7="http://schemas.microsoft.com/office/drawing/2016/5/13/chartex" xmlns:cx8="http://schemas.microsoft.com/office/drawing/2016/5/14/chartex" xmlns:mc="http://schemas.openxmlformats.org/markup-compatibility/2006" xmlns:aink="http://schemas.microsoft.com/office/drawing/2016/ink" xmlns:am3d="http://schemas.microsoft.com/office/drawing/2017/model3d" xmlns:o="urn:schemas-microsoft-com:office:office" xmlns:r="http://schemas.openxmlformats.org/officeDocument/2006/relationships" xmlns:m="http://schemas.openxmlformats.org/officeDocument/2006/math" xmlns:v="urn:schemas-microsoft-com:vml" xmlns:wp14="http://schemas.microsoft.com/office/word/2010/wordprocessingDrawing" xmlns:wp="http://schemas.openxmlformats.org/drawingml/2006/wordprocessingDrawing" xmlns:w10="urn:schemas-microsoft-com:office:word" xmlns:w="http://schemas.openxmlformats.org/wordprocessingml/2006/main" xmlns:w14="http://schemas.microsoft.com/office/word/2010/wordml" xmlns:w15="http://schemas.microsoft.com/office/word/2012/wordml" xmlns:w16cex="http://schemas.microsoft.com/office/word/2018/wordml/cex" xmlns:w16cid="http://schemas.microsoft.com/office/word/2016/wordml/cid" xmlns:w16="http://schemas.microsoft.com/office/word/2018/wordml" xmlns:w16sdtdh="http://schemas.microsoft.com/office/word/2020/wordml/sdtdatahash" xmlns:w16se="http://schemas.microsoft.com/office/word/2015/wordml/symex" xmlns:wpg="http://schemas.microsoft.com/office/word/2010/wordprocessingGroup" xmlns:wpi="http://schemas.microsoft.com/office/word/2010/wordprocessingInk" xmlns:wne="http://schemas.microsoft.com/office/word/2006/wordml" xmlns:wps="http://schemas.microsoft.com/office/word/2010/wordprocessingShape" mc:Ignorable="w14 w15 w16se w16cid w16 w16cex w16sdtdh wp14">
   <w:body>
     <w:p>
       <w:r>
@@ -165,6 +165,7 @@
                                 </w:rPr>
                                 <w:t xml:space="preserve">Asignatura </w:t>
                               </w:r>
+                              <w:proofErr w:type="spellStart"/>
                               <w:r>
                                 <w:rPr>
                                   <w:b/>
@@ -174,8 +175,7 @@
                                 </w:rPr>
                                 <w:t>Capstone</w:t>
                               </w:r>
-                              <w:bookmarkStart w:id="0" w:name="_GoBack"/>
-                              <w:bookmarkEnd w:id="0"/>
+                              <w:proofErr w:type="spellEnd"/>
                             </w:p>
                           </w:txbxContent>
                         </wps:txbx>
@@ -352,6 +352,7 @@
                           </w:rPr>
                           <w:t xml:space="preserve">Asignatura </w:t>
                         </w:r>
+                        <w:proofErr w:type="spellStart"/>
                         <w:r>
                           <w:rPr>
                             <w:b/>
@@ -361,8 +362,7 @@
                           </w:rPr>
                           <w:t>Capstone</w:t>
                         </w:r>
-                        <w:bookmarkStart w:id="1" w:name="_GoBack"/>
-                        <w:bookmarkEnd w:id="1"/>
+                        <w:proofErr w:type="spellEnd"/>
                       </w:p>
                     </w:txbxContent>
                   </v:textbox>
@@ -717,7 +717,31 @@
                 <w:szCs w:val="20"/>
                 <w:lang w:eastAsia="es-CL"/>
               </w:rPr>
-              <w:t>Escribe el nombre de tu Proyecto APT.</w:t>
+              <w:t>Herramientas para un E-</w:t>
+            </w:r>
+            <w:proofErr w:type="spellStart"/>
+            <w:r>
+              <w:rPr>
+                <w:rFonts w:ascii="Calibri" w:hAnsi="Calibri" w:cs="Arial"/>
+                <w:i/>
+                <w:color w:val="548DD4"/>
+                <w:sz w:val="20"/>
+                <w:szCs w:val="20"/>
+                <w:lang w:eastAsia="es-CL"/>
+              </w:rPr>
+              <w:t>commerce</w:t>
+            </w:r>
+            <w:proofErr w:type="spellEnd"/>
+            <w:r>
+              <w:rPr>
+                <w:rFonts w:ascii="Calibri" w:hAnsi="Calibri" w:cs="Arial"/>
+                <w:i/>
+                <w:color w:val="548DD4"/>
+                <w:sz w:val="20"/>
+                <w:szCs w:val="20"/>
+                <w:lang w:eastAsia="es-CL"/>
+              </w:rPr>
+              <w:t xml:space="preserve"> inclusivo</w:t>
             </w:r>
           </w:p>
         </w:tc>
@@ -767,29 +791,7 @@
                 <w:szCs w:val="20"/>
                 <w:lang w:eastAsia="es-CL"/>
               </w:rPr>
-              <w:t xml:space="preserve">Menciona la(s) área(s) de desempeño de tu Plan de Estudio que </w:t>
-            </w:r>
-            <w:r>
-              <w:rPr>
-                <w:rFonts w:ascii="Calibri" w:hAnsi="Calibri" w:cs="Arial"/>
-                <w:i/>
-                <w:color w:val="548DD4"/>
-                <w:sz w:val="20"/>
-                <w:szCs w:val="20"/>
-                <w:lang w:eastAsia="es-CL"/>
-              </w:rPr>
-              <w:t xml:space="preserve">abordaron </w:t>
-            </w:r>
-            <w:r>
-              <w:rPr>
-                <w:rFonts w:ascii="Calibri" w:hAnsi="Calibri" w:cs="Arial"/>
-                <w:i/>
-                <w:color w:val="548DD4"/>
-                <w:sz w:val="20"/>
-                <w:szCs w:val="20"/>
-                <w:lang w:eastAsia="es-CL"/>
-              </w:rPr>
-              <w:t>tu Proyecto APT.</w:t>
+              <w:t>Las áreas que se ven aplicadas son: Base de datos, programación web, realización de documentación de acuerdo a la metodología utilizada y la innovación en el caso de nuestro proyecto.</w:t>
             </w:r>
           </w:p>
         </w:tc>
@@ -847,29 +849,7 @@
                 <w:szCs w:val="20"/>
                 <w:lang w:eastAsia="es-CL"/>
               </w:rPr>
-              <w:t xml:space="preserve">Menciona las competencias  de tu Plan de Estudio que </w:t>
-            </w:r>
-            <w:r>
-              <w:rPr>
-                <w:rFonts w:ascii="Calibri" w:hAnsi="Calibri" w:cs="Arial"/>
-                <w:i/>
-                <w:color w:val="548DD4"/>
-                <w:sz w:val="20"/>
-                <w:szCs w:val="20"/>
-                <w:lang w:eastAsia="es-CL"/>
-              </w:rPr>
-              <w:t>abordaste e</w:t>
-            </w:r>
-            <w:r>
-              <w:rPr>
-                <w:rFonts w:ascii="Calibri" w:hAnsi="Calibri" w:cs="Arial"/>
-                <w:i/>
-                <w:color w:val="548DD4"/>
-                <w:sz w:val="20"/>
-                <w:szCs w:val="20"/>
-                <w:lang w:eastAsia="es-CL"/>
-              </w:rPr>
-              <w:t>n tu Proyecto APT.</w:t>
+              <w:t>Las áreas que se ven aplicadas son: Base de datos, programación web, realización de documentación de acuerdo a la metodología utilizada y la innovación en el caso de nuestro proyecto.</w:t>
             </w:r>
           </w:p>
         </w:tc>
@@ -991,176 +971,78 @@
           </w:tcPr>
           <w:p>
             <w:pPr>
-              <w:pStyle w:val="paragraph"/>
-              <w:numPr>
-                <w:ilvl w:val="0"/>
-                <w:numId w:val="6"/>
-              </w:numPr>
-              <w:spacing w:before="0" w:beforeAutospacing="0" w:after="0" w:afterAutospacing="0"/>
-              <w:ind w:left="301" w:hanging="283"/>
+              <w:spacing w:after="0" w:line="240" w:lineRule="auto"/>
               <w:jc w:val="both"/>
-              <w:textAlignment w:val="baseline"/>
-              <w:rPr>
-                <w:rFonts w:ascii="Segoe UI" w:hAnsi="Segoe UI" w:cs="Segoe UI"/>
-                <w:color w:val="0070C0"/>
+              <w:rPr>
+                <w:rStyle w:val="agcmg"/>
+                <w:rFonts w:cstheme="minorHAnsi"/>
+                <w:i/>
+                <w:iCs/>
+                <w:color w:val="4472C4" w:themeColor="accent1"/>
                 <w:sz w:val="18"/>
                 <w:szCs w:val="18"/>
               </w:rPr>
             </w:pPr>
             <w:r>
               <w:rPr>
-                <w:rStyle w:val="normaltextrun"/>
-                <w:rFonts w:ascii="Calibri" w:hAnsi="Calibri" w:cs="Calibri"/>
+                <w:rFonts w:ascii="Calibri" w:hAnsi="Calibri" w:cs="Arial"/>
+                <w:i/>
+                <w:color w:val="0070C0"/>
+                <w:sz w:val="18"/>
+                <w:szCs w:val="20"/>
+                <w:lang w:eastAsia="es-CL"/>
+              </w:rPr>
+              <w:t xml:space="preserve">° </w:t>
+            </w:r>
+            <w:r>
+              <w:rPr>
+                <w:rFonts w:ascii="Calibri" w:hAnsi="Calibri" w:cs="Arial"/>
+                <w:i/>
+                <w:color w:val="0070C0"/>
+                <w:sz w:val="18"/>
+                <w:szCs w:val="20"/>
+                <w:lang w:eastAsia="es-CL"/>
+              </w:rPr>
+              <w:t xml:space="preserve">El problema que busca solucionar este proyecto es: </w:t>
+            </w:r>
+            <w:r>
+              <w:rPr>
+                <w:rStyle w:val="agcmg"/>
+                <w:rFonts w:cstheme="minorHAnsi"/>
                 <w:i/>
                 <w:iCs/>
-                <w:color w:val="0070C0"/>
+                <w:color w:val="4472C4" w:themeColor="accent1"/>
                 <w:sz w:val="18"/>
                 <w:szCs w:val="18"/>
               </w:rPr>
-              <w:t>Señala qu</w:t>
-            </w:r>
-            <w:r>
-              <w:rPr>
-                <w:rStyle w:val="normaltextrun"/>
-                <w:rFonts w:ascii="Segoe UI" w:hAnsi="Segoe UI" w:cs="Segoe UI"/>
-                <w:i/>
+              <w:t>una plataforma de comercio electrónico inclusiva, que permita a personas con discapacidad visual o dificultades motrices navegar y comprar productos usando comandos de voz y narración automática. Además, contará con un asistente virtual para guiar el proceso de compra.</w:t>
+            </w:r>
+          </w:p>
+          <w:p>
+            <w:pPr>
+              <w:spacing w:after="0" w:line="240" w:lineRule="auto"/>
+              <w:jc w:val="both"/>
+              <w:rPr>
+                <w:rStyle w:val="agcmg"/>
+                <w:rFonts w:cstheme="minorHAnsi"/>
                 <w:iCs/>
-                <w:color w:val="0070C0"/>
-                <w:sz w:val="18"/>
+                <w:color w:val="4472C4" w:themeColor="accent1"/>
                 <w:szCs w:val="18"/>
               </w:rPr>
-              <w:t>é</w:t>
-            </w:r>
-            <w:r>
-              <w:rPr>
-                <w:rStyle w:val="normaltextrun"/>
-                <w:rFonts w:ascii="Calibri" w:hAnsi="Calibri" w:cs="Calibri"/>
-                <w:i/>
+            </w:pPr>
+          </w:p>
+          <w:p>
+            <w:pPr>
+              <w:spacing w:after="0" w:line="240" w:lineRule="auto"/>
+              <w:jc w:val="both"/>
+              <w:rPr>
+                <w:rStyle w:val="agcmg"/>
+                <w:rFonts w:cstheme="minorHAnsi"/>
                 <w:iCs/>
-                <w:color w:val="0070C0"/>
-                <w:sz w:val="18"/>
+                <w:color w:val="4472C4" w:themeColor="accent1"/>
                 <w:szCs w:val="18"/>
               </w:rPr>
-              <w:t xml:space="preserve"> problema busc</w:t>
-            </w:r>
-            <w:r>
-              <w:rPr>
-                <w:rStyle w:val="normaltextrun"/>
-                <w:rFonts w:ascii="Calibri" w:hAnsi="Calibri" w:cs="Calibri"/>
-                <w:i/>
-                <w:iCs/>
-                <w:color w:val="0070C0"/>
-                <w:sz w:val="18"/>
-                <w:szCs w:val="18"/>
-              </w:rPr>
-              <w:t>ó</w:t>
-            </w:r>
-            <w:r>
-              <w:rPr>
-                <w:rStyle w:val="normaltextrun"/>
-                <w:rFonts w:ascii="Calibri" w:hAnsi="Calibri" w:cs="Calibri"/>
-                <w:i/>
-                <w:iCs/>
-                <w:color w:val="0070C0"/>
-                <w:sz w:val="18"/>
-                <w:szCs w:val="18"/>
-              </w:rPr>
-              <w:t xml:space="preserve"> solucionar tu proyecto</w:t>
-            </w:r>
-            <w:r>
-              <w:rPr>
-                <w:rStyle w:val="normaltextrun"/>
-                <w:rFonts w:ascii="Calibri" w:hAnsi="Calibri" w:cs="Calibri"/>
-                <w:i/>
-                <w:iCs/>
-                <w:color w:val="0070C0"/>
-                <w:sz w:val="18"/>
-                <w:szCs w:val="18"/>
-              </w:rPr>
-              <w:t xml:space="preserve"> y</w:t>
-            </w:r>
-            <w:r>
-              <w:rPr>
-                <w:rStyle w:val="normaltextrun"/>
-                <w:rFonts w:ascii="Calibri" w:hAnsi="Calibri" w:cs="Calibri"/>
-                <w:i/>
-                <w:iCs/>
-                <w:color w:val="0070C0"/>
-                <w:sz w:val="18"/>
-                <w:szCs w:val="18"/>
-              </w:rPr>
-              <w:t xml:space="preserve"> </w:t>
-            </w:r>
-            <w:r>
-              <w:rPr>
-                <w:rStyle w:val="normaltextrun"/>
-                <w:rFonts w:ascii="Calibri" w:hAnsi="Calibri" w:cs="Calibri"/>
-                <w:i/>
-                <w:iCs/>
-                <w:color w:val="0070C0"/>
-                <w:sz w:val="18"/>
-                <w:szCs w:val="18"/>
-              </w:rPr>
-              <w:t>su</w:t>
-            </w:r>
-            <w:r>
-              <w:rPr>
-                <w:rStyle w:val="normaltextrun"/>
-                <w:rFonts w:ascii="Calibri" w:hAnsi="Calibri" w:cs="Calibri"/>
-                <w:i/>
-                <w:iCs/>
-                <w:color w:val="0070C0"/>
-                <w:sz w:val="18"/>
-                <w:szCs w:val="18"/>
-              </w:rPr>
-              <w:t xml:space="preserve"> relevancia para e</w:t>
-            </w:r>
-            <w:r>
-              <w:rPr>
-                <w:rStyle w:val="normaltextrun"/>
-                <w:rFonts w:ascii="Calibri" w:hAnsi="Calibri" w:cs="Calibri"/>
-                <w:i/>
-                <w:iCs/>
-                <w:color w:val="0070C0"/>
-                <w:sz w:val="18"/>
-                <w:szCs w:val="18"/>
-              </w:rPr>
-              <w:t>l</w:t>
-            </w:r>
-            <w:r>
-              <w:rPr>
-                <w:rStyle w:val="normaltextrun"/>
-                <w:rFonts w:ascii="Calibri" w:hAnsi="Calibri" w:cs="Calibri"/>
-                <w:i/>
-                <w:iCs/>
-                <w:color w:val="0070C0"/>
-                <w:sz w:val="18"/>
-                <w:szCs w:val="18"/>
-              </w:rPr>
-              <w:t xml:space="preserve"> contexto de la profesión</w:t>
-            </w:r>
-            <w:r>
-              <w:rPr>
-                <w:rStyle w:val="normaltextrun"/>
-                <w:rFonts w:ascii="Calibri" w:hAnsi="Calibri" w:cs="Calibri"/>
-                <w:i/>
-                <w:iCs/>
-                <w:color w:val="0070C0"/>
-                <w:sz w:val="18"/>
-                <w:szCs w:val="18"/>
-              </w:rPr>
-              <w:t>. Algunas preguntas que pueden ayudarte a responder este apartado son: </w:t>
-            </w:r>
-            <w:r>
-              <w:rPr>
-                <w:rStyle w:val="eop"/>
-                <w:rFonts w:ascii="Calibri" w:hAnsi="Calibri" w:cs="Calibri"/>
-                <w:color w:val="0070C0"/>
-                <w:sz w:val="18"/>
-                <w:szCs w:val="18"/>
-              </w:rPr>
-              <w:t> </w:t>
-            </w:r>
+            </w:pPr>
           </w:p>
           <w:p>
             <w:pPr>
@@ -1173,33 +1055,36 @@
               <w:jc w:val="both"/>
               <w:textAlignment w:val="baseline"/>
               <w:rPr>
-                <w:rFonts w:ascii="Calibri" w:hAnsi="Calibri" w:cs="Calibri"/>
-                <w:color w:val="0070C0"/>
-                <w:sz w:val="18"/>
-                <w:szCs w:val="18"/>
-              </w:rPr>
-            </w:pPr>
-            <w:r>
-              <w:rPr>
                 <w:rStyle w:val="normaltextrun"/>
                 <w:rFonts w:ascii="Calibri" w:hAnsi="Calibri" w:cs="Calibri"/>
+                <w:color w:val="0070C0"/>
+                <w:sz w:val="18"/>
+                <w:szCs w:val="18"/>
+              </w:rPr>
+            </w:pPr>
+            <w:r>
+              <w:rPr>
+                <w:rStyle w:val="normaltextrun"/>
+                <w:rFonts w:ascii="Calibri" w:hAnsi="Calibri" w:cs="Calibri"/>
                 <w:i/>
                 <w:iCs/>
                 <w:color w:val="0070C0"/>
                 <w:sz w:val="18"/>
                 <w:szCs w:val="18"/>
               </w:rPr>
-              <w:t>¿Por qué es relevante este tema para el campo laboral de tu carrera?</w:t>
-            </w:r>
-            <w:r>
-              <w:rPr>
-                <w:rStyle w:val="eop"/>
+              <w:t xml:space="preserve">El motivo y la relevancia para realizar el proyecto es principalmente que en nuestra carrera es muy propenso a que dar ciego/a(visual), ya que esa era la idea original, adicionando otras categorías como son </w:t>
+            </w:r>
+            <w:r>
+              <w:rPr>
+                <w:rStyle w:val="normaltextrun"/>
                 <w:rFonts w:ascii="Calibri" w:hAnsi="Calibri" w:cs="Calibri"/>
+                <w:i/>
+                <w:iCs/>
                 <w:color w:val="0070C0"/>
                 <w:sz w:val="18"/>
                 <w:szCs w:val="18"/>
               </w:rPr>
-              <w:t> </w:t>
+              <w:t>discapacidad (física y auditiva).</w:t>
             </w:r>
           </w:p>
           <w:p>
@@ -1213,34 +1098,116 @@
               <w:jc w:val="both"/>
               <w:textAlignment w:val="baseline"/>
               <w:rPr>
-                <w:rFonts w:ascii="Calibri" w:hAnsi="Calibri" w:cs="Calibri"/>
-                <w:color w:val="0070C0"/>
-                <w:sz w:val="18"/>
-                <w:szCs w:val="18"/>
-              </w:rPr>
-            </w:pPr>
-            <w:r>
-              <w:rPr>
                 <w:rStyle w:val="normaltextrun"/>
                 <w:rFonts w:ascii="Calibri" w:hAnsi="Calibri" w:cs="Calibri"/>
+                <w:color w:val="0070C0"/>
+                <w:sz w:val="18"/>
+                <w:szCs w:val="18"/>
+              </w:rPr>
+            </w:pPr>
+            <w:r>
+              <w:rPr>
+                <w:rStyle w:val="normaltextrun"/>
+                <w:rFonts w:ascii="Calibri" w:hAnsi="Calibri" w:cs="Calibri"/>
                 <w:i/>
                 <w:iCs/>
                 <w:color w:val="0070C0"/>
                 <w:sz w:val="18"/>
                 <w:szCs w:val="18"/>
               </w:rPr>
-              <w:t>¿Dónde se ubica la situación que vas a abordar? (Ej.: País, región, comuna o institución) ¿Cuáles son las características principales de ese lugar? </w:t>
-            </w:r>
-            <w:r>
-              <w:rPr>
-                <w:rStyle w:val="eop"/>
+              <w:t xml:space="preserve">Principalmente la </w:t>
+            </w:r>
+            <w:proofErr w:type="gramStart"/>
+            <w:r>
+              <w:rPr>
+                <w:rStyle w:val="normaltextrun"/>
                 <w:rFonts w:ascii="Calibri" w:hAnsi="Calibri" w:cs="Calibri"/>
+                <w:i/>
+                <w:iCs/>
                 <w:color w:val="0070C0"/>
                 <w:sz w:val="18"/>
                 <w:szCs w:val="18"/>
               </w:rPr>
-              <w:t> </w:t>
-            </w:r>
+              <w:t xml:space="preserve">situación </w:t>
+            </w:r>
+            <w:r>
+              <w:rPr>
+                <w:rStyle w:val="normaltextrun"/>
+                <w:rFonts w:ascii="Calibri" w:hAnsi="Calibri" w:cs="Calibri"/>
+                <w:i/>
+                <w:iCs/>
+                <w:color w:val="0070C0"/>
+                <w:sz w:val="18"/>
+                <w:szCs w:val="18"/>
+              </w:rPr>
+              <w:t xml:space="preserve"> </w:t>
+            </w:r>
+            <w:r>
+              <w:rPr>
+                <w:rStyle w:val="normaltextrun"/>
+                <w:rFonts w:ascii="Calibri" w:hAnsi="Calibri" w:cs="Calibri"/>
+                <w:i/>
+                <w:iCs/>
+                <w:color w:val="0070C0"/>
+                <w:sz w:val="18"/>
+                <w:szCs w:val="18"/>
+              </w:rPr>
+              <w:t>aborda</w:t>
+            </w:r>
+            <w:proofErr w:type="gramEnd"/>
+            <w:r>
+              <w:rPr>
+                <w:rStyle w:val="normaltextrun"/>
+                <w:rFonts w:ascii="Calibri" w:hAnsi="Calibri" w:cs="Calibri"/>
+                <w:i/>
+                <w:iCs/>
+                <w:color w:val="0070C0"/>
+                <w:sz w:val="18"/>
+                <w:szCs w:val="18"/>
+              </w:rPr>
+              <w:t xml:space="preserve"> en un inicio a chile, a  los habitantes de la regio metropolitana y  la institución es en general los grandes </w:t>
+            </w:r>
+            <w:proofErr w:type="spellStart"/>
+            <w:r>
+              <w:rPr>
+                <w:rStyle w:val="normaltextrun"/>
+                <w:rFonts w:ascii="Calibri" w:hAnsi="Calibri" w:cs="Calibri"/>
+                <w:i/>
+                <w:iCs/>
+                <w:color w:val="0070C0"/>
+                <w:sz w:val="18"/>
+                <w:szCs w:val="18"/>
+              </w:rPr>
+              <w:t>retail</w:t>
+            </w:r>
+            <w:proofErr w:type="spellEnd"/>
+            <w:r>
+              <w:rPr>
+                <w:rStyle w:val="normaltextrun"/>
+                <w:rFonts w:ascii="Calibri" w:hAnsi="Calibri" w:cs="Calibri"/>
+                <w:i/>
+                <w:iCs/>
+                <w:color w:val="0070C0"/>
+                <w:sz w:val="18"/>
+                <w:szCs w:val="18"/>
+              </w:rPr>
+              <w:t xml:space="preserve">  (comercio minoritario o al menor)</w:t>
+            </w:r>
+          </w:p>
+          <w:p>
+            <w:pPr>
+              <w:pStyle w:val="paragraph"/>
+              <w:spacing w:before="0" w:beforeAutospacing="0" w:after="0" w:afterAutospacing="0"/>
+              <w:ind w:left="720"/>
+              <w:jc w:val="both"/>
+              <w:textAlignment w:val="baseline"/>
+              <w:rPr>
+                <w:rFonts w:ascii="Calibri" w:hAnsi="Calibri" w:cs="Calibri"/>
+                <w:color w:val="0070C0"/>
+                <w:sz w:val="18"/>
+                <w:szCs w:val="18"/>
+              </w:rPr>
+            </w:pPr>
           </w:p>
           <w:p>
             <w:pPr>
@@ -1261,50 +1228,71 @@
             </w:pPr>
             <w:r>
               <w:rPr>
-                <w:rStyle w:val="normaltextrun"/>
+                <w:rFonts w:ascii="Calibri" w:hAnsi="Calibri" w:cs="Arial"/>
+                <w:i/>
+                <w:color w:val="0070C0"/>
+                <w:sz w:val="18"/>
+                <w:szCs w:val="20"/>
+              </w:rPr>
+              <w:t xml:space="preserve">El </w:t>
+            </w:r>
+            <w:r>
+              <w:rPr>
+                <w:rFonts w:ascii="Calibri" w:hAnsi="Calibri" w:cs="Arial"/>
+                <w:i/>
+                <w:color w:val="0070C0"/>
+                <w:sz w:val="18"/>
+                <w:szCs w:val="20"/>
+              </w:rPr>
+              <w:t>público</w:t>
+            </w:r>
+            <w:r>
+              <w:rPr>
+                <w:rFonts w:ascii="Calibri" w:hAnsi="Calibri" w:cs="Arial"/>
+                <w:i/>
+                <w:color w:val="0070C0"/>
+                <w:sz w:val="18"/>
+                <w:szCs w:val="20"/>
+              </w:rPr>
+              <w:t xml:space="preserve"> objetivo será las personas que tengan discapacidad visual, auditiva y física (miembro amputado o sin formar), ya que estas personas no pueden realizar una compra completamente solas, ya que necesitan de un 3 persona para que los asista, por lo anteriormente mencionado nuestro E-</w:t>
+            </w:r>
+            <w:proofErr w:type="spellStart"/>
+            <w:r>
+              <w:rPr>
+                <w:rFonts w:ascii="Calibri" w:hAnsi="Calibri" w:cs="Arial"/>
+                <w:i/>
+                <w:color w:val="0070C0"/>
+                <w:sz w:val="18"/>
+                <w:szCs w:val="20"/>
+              </w:rPr>
+              <w:t>commerce</w:t>
+            </w:r>
+            <w:proofErr w:type="spellEnd"/>
+            <w:r>
+              <w:rPr>
+                <w:rFonts w:ascii="Calibri" w:hAnsi="Calibri" w:cs="Arial"/>
+                <w:i/>
+                <w:color w:val="0070C0"/>
+                <w:sz w:val="18"/>
+                <w:szCs w:val="20"/>
+              </w:rPr>
+              <w:t xml:space="preserve"> tendrá una herramienta para asistir a esas personas y poder realizar autónomamente una compra</w:t>
+            </w:r>
+          </w:p>
+          <w:p>
+            <w:pPr>
+              <w:pStyle w:val="paragraph"/>
+              <w:spacing w:before="0" w:beforeAutospacing="0" w:after="0" w:afterAutospacing="0"/>
+              <w:ind w:left="720"/>
+              <w:jc w:val="both"/>
+              <w:textAlignment w:val="baseline"/>
+              <w:rPr>
                 <w:rFonts w:ascii="Calibri" w:hAnsi="Calibri" w:cs="Calibri"/>
-                <w:i/>
-                <w:iCs/>
                 <w:color w:val="0070C0"/>
                 <w:sz w:val="18"/>
                 <w:szCs w:val="18"/>
               </w:rPr>
-              <w:t xml:space="preserve">¿A quiénes afecta o impacta la situación que </w:t>
-            </w:r>
-            <w:r>
-              <w:rPr>
-                <w:rStyle w:val="normaltextrun"/>
-                <w:rFonts w:ascii="Calibri" w:hAnsi="Calibri" w:cs="Calibri"/>
-                <w:i/>
-                <w:iCs/>
-                <w:color w:val="0070C0"/>
-                <w:sz w:val="18"/>
-                <w:szCs w:val="18"/>
-              </w:rPr>
-              <w:t>abordaste</w:t>
-            </w:r>
-            <w:r>
-              <w:rPr>
-                <w:rStyle w:val="normaltextrun"/>
-                <w:rFonts w:ascii="Calibri" w:hAnsi="Calibri" w:cs="Calibri"/>
-                <w:i/>
-                <w:iCs/>
-                <w:color w:val="0070C0"/>
-                <w:sz w:val="18"/>
-                <w:szCs w:val="18"/>
-              </w:rPr>
-              <w:t>? (Ej.: Grupo etario, usuarios de algún servicio, etc.).</w:t>
-            </w:r>
-            <w:r>
-              <w:rPr>
-                <w:rStyle w:val="eop"/>
-                <w:rFonts w:ascii="Calibri" w:hAnsi="Calibri" w:cs="Calibri"/>
-                <w:color w:val="0070C0"/>
-                <w:sz w:val="18"/>
-                <w:szCs w:val="18"/>
-              </w:rPr>
-              <w:t> </w:t>
-            </w:r>
+            </w:pPr>
           </w:p>
           <w:p>
             <w:pPr>
@@ -1325,89 +1313,144 @@
             </w:pPr>
             <w:r>
               <w:rPr>
-                <w:rStyle w:val="normaltextrun"/>
+                <w:rFonts w:ascii="Calibri" w:hAnsi="Calibri" w:cs="Arial"/>
+                <w:i/>
+                <w:color w:val="0070C0"/>
+                <w:sz w:val="18"/>
+                <w:szCs w:val="20"/>
+              </w:rPr>
+              <w:t xml:space="preserve">El valor se manifiesta con </w:t>
+            </w:r>
+            <w:proofErr w:type="gramStart"/>
+            <w:r>
+              <w:rPr>
+                <w:rFonts w:ascii="Calibri" w:hAnsi="Calibri" w:cs="Arial"/>
+                <w:i/>
+                <w:color w:val="0070C0"/>
+                <w:sz w:val="18"/>
+                <w:szCs w:val="20"/>
+              </w:rPr>
+              <w:t>la diferencias</w:t>
+            </w:r>
+            <w:proofErr w:type="gramEnd"/>
+            <w:r>
+              <w:rPr>
+                <w:rFonts w:ascii="Calibri" w:hAnsi="Calibri" w:cs="Arial"/>
+                <w:i/>
+                <w:color w:val="0070C0"/>
+                <w:sz w:val="18"/>
+                <w:szCs w:val="20"/>
+              </w:rPr>
+              <w:t xml:space="preserve"> calves como las que mencionare a continuación:</w:t>
+            </w:r>
+          </w:p>
+          <w:p>
+            <w:pPr>
+              <w:pStyle w:val="paragraph"/>
+              <w:numPr>
+                <w:ilvl w:val="0"/>
+                <w:numId w:val="7"/>
+              </w:numPr>
+              <w:spacing w:before="0" w:beforeAutospacing="0" w:after="0" w:afterAutospacing="0"/>
+              <w:jc w:val="both"/>
+              <w:textAlignment w:val="baseline"/>
+              <w:rPr>
                 <w:rFonts w:ascii="Calibri" w:hAnsi="Calibri" w:cs="Calibri"/>
-                <w:i/>
-                <w:iCs/>
                 <w:color w:val="0070C0"/>
                 <w:sz w:val="18"/>
                 <w:szCs w:val="18"/>
               </w:rPr>
-              <w:t xml:space="preserve">¿Cuál </w:t>
-            </w:r>
-            <w:r>
-              <w:rPr>
-                <w:rStyle w:val="normaltextrun"/>
+            </w:pPr>
+            <w:r>
+              <w:rPr>
                 <w:rFonts w:ascii="Calibri" w:hAnsi="Calibri" w:cs="Calibri"/>
-                <w:i/>
-                <w:iCs/>
                 <w:color w:val="0070C0"/>
                 <w:sz w:val="18"/>
                 <w:szCs w:val="18"/>
               </w:rPr>
-              <w:t>fue</w:t>
-            </w:r>
-            <w:r>
-              <w:rPr>
-                <w:rStyle w:val="normaltextrun"/>
+              <w:t>Innovación</w:t>
+            </w:r>
+          </w:p>
+          <w:p>
+            <w:pPr>
+              <w:pStyle w:val="paragraph"/>
+              <w:numPr>
+                <w:ilvl w:val="0"/>
+                <w:numId w:val="7"/>
+              </w:numPr>
+              <w:spacing w:before="0" w:beforeAutospacing="0" w:after="0" w:afterAutospacing="0"/>
+              <w:jc w:val="both"/>
+              <w:textAlignment w:val="baseline"/>
+              <w:rPr>
                 <w:rFonts w:ascii="Calibri" w:hAnsi="Calibri" w:cs="Calibri"/>
-                <w:i/>
-                <w:iCs/>
                 <w:color w:val="0070C0"/>
                 <w:sz w:val="18"/>
                 <w:szCs w:val="18"/>
               </w:rPr>
-              <w:t xml:space="preserve"> el aporte de valor (real o simulado) de tu Proyecto APT para el contexto laboral y/o social en que se situ</w:t>
-            </w:r>
-            <w:r>
-              <w:rPr>
-                <w:rStyle w:val="normaltextrun"/>
+            </w:pPr>
+            <w:r>
+              <w:rPr>
                 <w:rFonts w:ascii="Calibri" w:hAnsi="Calibri" w:cs="Calibri"/>
-                <w:i/>
-                <w:iCs/>
                 <w:color w:val="0070C0"/>
                 <w:sz w:val="18"/>
                 <w:szCs w:val="18"/>
               </w:rPr>
-              <w:t>ó</w:t>
-            </w:r>
-            <w:r>
-              <w:rPr>
-                <w:rStyle w:val="normaltextrun"/>
+              <w:t>Comandos por voz</w:t>
+            </w:r>
+          </w:p>
+          <w:p>
+            <w:pPr>
+              <w:pStyle w:val="paragraph"/>
+              <w:numPr>
+                <w:ilvl w:val="0"/>
+                <w:numId w:val="7"/>
+              </w:numPr>
+              <w:spacing w:before="0" w:beforeAutospacing="0" w:after="0" w:afterAutospacing="0"/>
+              <w:jc w:val="both"/>
+              <w:textAlignment w:val="baseline"/>
+              <w:rPr>
                 <w:rFonts w:ascii="Calibri" w:hAnsi="Calibri" w:cs="Calibri"/>
-                <w:i/>
-                <w:iCs/>
                 <w:color w:val="0070C0"/>
                 <w:sz w:val="18"/>
                 <w:szCs w:val="18"/>
               </w:rPr>
-              <w:t>?</w:t>
-            </w:r>
-            <w:r>
-              <w:rPr>
-                <w:rStyle w:val="eop"/>
+            </w:pPr>
+            <w:r>
+              <w:rPr>
                 <w:rFonts w:ascii="Calibri" w:hAnsi="Calibri" w:cs="Calibri"/>
                 <w:color w:val="0070C0"/>
                 <w:sz w:val="18"/>
                 <w:szCs w:val="18"/>
               </w:rPr>
-              <w:t> </w:t>
-            </w:r>
-          </w:p>
-          <w:p>
-            <w:pPr>
-              <w:pStyle w:val="Prrafodelista"/>
-              <w:spacing w:after="0" w:line="240" w:lineRule="auto"/>
+              <w:t>Escalabilidad del proyecto</w:t>
+            </w:r>
+          </w:p>
+          <w:p>
+            <w:pPr>
+              <w:pStyle w:val="paragraph"/>
+              <w:numPr>
+                <w:ilvl w:val="0"/>
+                <w:numId w:val="7"/>
+              </w:numPr>
+              <w:spacing w:before="0" w:beforeAutospacing="0" w:after="0" w:afterAutospacing="0"/>
               <w:jc w:val="both"/>
-              <w:rPr>
-                <w:rFonts w:ascii="Calibri" w:hAnsi="Calibri" w:cs="Arial"/>
-                <w:i/>
-                <w:color w:val="0070C0"/>
-                <w:sz w:val="18"/>
-                <w:szCs w:val="20"/>
-                <w:lang w:eastAsia="es-CL"/>
-              </w:rPr>
-            </w:pPr>
+              <w:textAlignment w:val="baseline"/>
+              <w:rPr>
+                <w:rFonts w:ascii="Calibri" w:hAnsi="Calibri" w:cs="Calibri"/>
+                <w:color w:val="0070C0"/>
+                <w:sz w:val="18"/>
+                <w:szCs w:val="18"/>
+              </w:rPr>
+            </w:pPr>
+            <w:r>
+              <w:rPr>
+                <w:rFonts w:ascii="Calibri" w:hAnsi="Calibri" w:cs="Calibri"/>
+                <w:color w:val="0070C0"/>
+                <w:sz w:val="18"/>
+                <w:szCs w:val="18"/>
+              </w:rPr>
+              <w:t>Factibilidad del proyecto</w:t>
+            </w:r>
           </w:p>
         </w:tc>
       </w:tr>
@@ -1434,6 +1477,15 @@
                 <w:color w:val="1F3864" w:themeColor="accent1" w:themeShade="80"/>
                 <w:sz w:val="18"/>
               </w:rPr>
+              <w:lastRenderedPageBreak/>
+              <w:t xml:space="preserve"> </w:t>
+            </w:r>
+            <w:r>
+              <w:rPr>
+                <w:rFonts w:ascii="Calibri" w:hAnsi="Calibri"/>
+                <w:color w:val="1F3864" w:themeColor="accent1" w:themeShade="80"/>
+                <w:sz w:val="18"/>
+              </w:rPr>
               <w:t xml:space="preserve">2. Objetivos </w:t>
             </w:r>
           </w:p>
@@ -1498,6 +1550,200 @@
               </w:rPr>
               <w:t>¿Cuál es el objetivo general de tu Proyecto APT? ¿Cuáles son los objetivos específicos de tu Proyecto APT?</w:t>
             </w:r>
+          </w:p>
+          <w:p>
+            <w:pPr>
+              <w:pStyle w:val="Prrafodelista"/>
+              <w:jc w:val="both"/>
+              <w:rPr>
+                <w:rFonts w:ascii="Calibri" w:hAnsi="Calibri" w:cs="Arial"/>
+                <w:i/>
+                <w:color w:val="0070C0"/>
+                <w:sz w:val="18"/>
+                <w:szCs w:val="20"/>
+                <w:lang w:eastAsia="es-CL"/>
+              </w:rPr>
+            </w:pPr>
+          </w:p>
+          <w:p>
+            <w:pPr>
+              <w:pStyle w:val="paragraph"/>
+              <w:numPr>
+                <w:ilvl w:val="0"/>
+                <w:numId w:val="5"/>
+              </w:numPr>
+              <w:spacing w:before="0" w:beforeAutospacing="0" w:after="0" w:afterAutospacing="0"/>
+              <w:jc w:val="both"/>
+              <w:textAlignment w:val="baseline"/>
+              <w:rPr>
+                <w:rFonts w:ascii="Calibri" w:hAnsi="Calibri" w:cs="Calibri"/>
+                <w:color w:val="0070C0"/>
+                <w:sz w:val="18"/>
+                <w:szCs w:val="18"/>
+              </w:rPr>
+            </w:pPr>
+            <w:r>
+              <w:rPr>
+                <w:rFonts w:ascii="Calibri" w:hAnsi="Calibri" w:cs="Arial"/>
+                <w:i/>
+                <w:color w:val="0070C0"/>
+                <w:sz w:val="18"/>
+                <w:szCs w:val="20"/>
+              </w:rPr>
+              <w:t xml:space="preserve">Objetivo General: </w:t>
+            </w:r>
+            <w:r>
+              <w:rPr>
+                <w:rFonts w:ascii="Calibri" w:hAnsi="Calibri" w:cs="Arial"/>
+                <w:i/>
+                <w:color w:val="0070C0"/>
+                <w:sz w:val="18"/>
+                <w:szCs w:val="20"/>
+              </w:rPr>
+              <w:t xml:space="preserve">visual, </w:t>
+            </w:r>
+            <w:r>
+              <w:rPr>
+                <w:rFonts w:ascii="Calibri" w:hAnsi="Calibri" w:cs="Arial"/>
+                <w:i/>
+                <w:color w:val="0070C0"/>
+                <w:sz w:val="18"/>
+                <w:szCs w:val="20"/>
+              </w:rPr>
+              <w:t>a</w:t>
+            </w:r>
+            <w:r>
+              <w:rPr>
+                <w:rFonts w:ascii="Calibri" w:hAnsi="Calibri" w:cs="Arial"/>
+                <w:i/>
+                <w:color w:val="0070C0"/>
+                <w:sz w:val="18"/>
+                <w:szCs w:val="20"/>
+              </w:rPr>
+              <w:t>uditiva y física (miembro amputado o sin formar), ya que estas personas no pueden realizar una compra completamente solas, ya que necesitan de un 3 persona para que los asista, por lo anteriormente mencionado nuestro E-</w:t>
+            </w:r>
+            <w:proofErr w:type="spellStart"/>
+            <w:r>
+              <w:rPr>
+                <w:rFonts w:ascii="Calibri" w:hAnsi="Calibri" w:cs="Arial"/>
+                <w:i/>
+                <w:color w:val="0070C0"/>
+                <w:sz w:val="18"/>
+                <w:szCs w:val="20"/>
+              </w:rPr>
+              <w:t>commerce</w:t>
+            </w:r>
+            <w:proofErr w:type="spellEnd"/>
+            <w:r>
+              <w:rPr>
+                <w:rFonts w:ascii="Calibri" w:hAnsi="Calibri" w:cs="Arial"/>
+                <w:i/>
+                <w:color w:val="0070C0"/>
+                <w:sz w:val="18"/>
+                <w:szCs w:val="20"/>
+              </w:rPr>
+              <w:t xml:space="preserve"> tendrá una herramienta para asistir a esas personas y poder realizar autónomamente una compra</w:t>
+            </w:r>
+            <w:r>
+              <w:rPr>
+                <w:rFonts w:ascii="Calibri" w:hAnsi="Calibri" w:cs="Arial"/>
+                <w:i/>
+                <w:color w:val="0070C0"/>
+                <w:sz w:val="18"/>
+                <w:szCs w:val="20"/>
+              </w:rPr>
+              <w:t>.</w:t>
+            </w:r>
+          </w:p>
+          <w:p>
+            <w:pPr>
+              <w:pStyle w:val="paragraph"/>
+              <w:spacing w:before="0" w:beforeAutospacing="0" w:after="0" w:afterAutospacing="0"/>
+              <w:ind w:left="720"/>
+              <w:jc w:val="both"/>
+              <w:textAlignment w:val="baseline"/>
+              <w:rPr>
+                <w:rFonts w:ascii="Calibri" w:hAnsi="Calibri" w:cs="Calibri"/>
+                <w:color w:val="0070C0"/>
+                <w:sz w:val="18"/>
+                <w:szCs w:val="18"/>
+              </w:rPr>
+            </w:pPr>
+          </w:p>
+          <w:p>
+            <w:pPr>
+              <w:pStyle w:val="paragraph"/>
+              <w:numPr>
+                <w:ilvl w:val="0"/>
+                <w:numId w:val="5"/>
+              </w:numPr>
+              <w:spacing w:before="0" w:beforeAutospacing="0" w:after="0" w:afterAutospacing="0"/>
+              <w:jc w:val="both"/>
+              <w:textAlignment w:val="baseline"/>
+              <w:rPr>
+                <w:rFonts w:ascii="Calibri" w:hAnsi="Calibri" w:cs="Calibri"/>
+                <w:color w:val="0070C0"/>
+                <w:sz w:val="18"/>
+                <w:szCs w:val="18"/>
+              </w:rPr>
+            </w:pPr>
+            <w:r>
+              <w:rPr>
+                <w:rFonts w:ascii="Calibri" w:hAnsi="Calibri" w:cs="Calibri"/>
+                <w:color w:val="0070C0"/>
+                <w:sz w:val="18"/>
+                <w:szCs w:val="18"/>
+              </w:rPr>
+              <w:t>Objetivos Específicos:</w:t>
+            </w:r>
+            <w:r>
+              <w:rPr>
+                <w:rFonts w:ascii="Calibri" w:hAnsi="Calibri" w:cs="Arial"/>
+                <w:i/>
+                <w:color w:val="0070C0"/>
+                <w:sz w:val="18"/>
+                <w:szCs w:val="20"/>
+              </w:rPr>
+              <w:t xml:space="preserve"> </w:t>
+            </w:r>
+            <w:r>
+              <w:rPr>
+                <w:rFonts w:ascii="Calibri" w:hAnsi="Calibri" w:cs="Arial"/>
+                <w:i/>
+                <w:color w:val="0070C0"/>
+                <w:sz w:val="18"/>
+                <w:szCs w:val="20"/>
+              </w:rPr>
+              <w:t xml:space="preserve">Como prime punto </w:t>
+            </w:r>
+          </w:p>
+          <w:p>
+            <w:pPr>
+              <w:pStyle w:val="Prrafodelista"/>
+              <w:jc w:val="both"/>
+              <w:rPr>
+                <w:rFonts w:ascii="Calibri" w:hAnsi="Calibri" w:cs="Arial"/>
+                <w:i/>
+                <w:color w:val="0070C0"/>
+                <w:sz w:val="18"/>
+                <w:szCs w:val="20"/>
+                <w:lang w:eastAsia="es-CL"/>
+              </w:rPr>
+            </w:pPr>
+          </w:p>
+          <w:p>
+            <w:pPr>
+              <w:pStyle w:val="Prrafodelista"/>
+              <w:jc w:val="both"/>
+              <w:rPr>
+                <w:rFonts w:ascii="Calibri" w:hAnsi="Calibri" w:cs="Arial"/>
+                <w:i/>
+                <w:color w:val="0070C0"/>
+                <w:sz w:val="18"/>
+                <w:szCs w:val="20"/>
+                <w:lang w:eastAsia="es-CL"/>
+              </w:rPr>
+            </w:pPr>
           </w:p>
         </w:tc>
       </w:tr>
@@ -1656,7 +1902,6 @@
                 <w:color w:val="1F3864" w:themeColor="accent1" w:themeShade="80"/>
                 <w:sz w:val="18"/>
               </w:rPr>
-              <w:lastRenderedPageBreak/>
               <w:t>4. Desarrollo</w:t>
             </w:r>
           </w:p>
@@ -2345,7 +2590,7 @@
 </file>
 
 <file path=word/endnotes.xml><?xml version="1.0" encoding="utf-8"?>
-<w:endnotes xmlns:wpc="http://schemas.microsoft.com/office/word/2010/wordprocessingCanvas" xmlns:cx="http://schemas.microsoft.com/office/drawing/2014/chartex" xmlns:mc="http://schemas.openxmlformats.org/markup-compatibility/2006" xmlns:o="urn:schemas-microsoft-com:office:office" xmlns:r="http://schemas.openxmlformats.org/officeDocument/2006/relationships" xmlns:m="http://schemas.openxmlformats.org/officeDocument/2006/math" xmlns:v="urn:schemas-microsoft-com:vml" xmlns:wp14="http://schemas.microsoft.com/office/word/2010/wordprocessingDrawing" xmlns:wp="http://schemas.openxmlformats.org/drawingml/2006/wordprocessingDrawing" xmlns:w10="urn:schemas-microsoft-com:office:word" xmlns:w="http://schemas.openxmlformats.org/wordprocessingml/2006/main" xmlns:w14="http://schemas.microsoft.com/office/word/2010/wordml" xmlns:w15="http://schemas.microsoft.com/office/word/2012/wordml" xmlns:w16se="http://schemas.microsoft.com/office/word/2015/wordml/symex" xmlns:wpg="http://schemas.microsoft.com/office/word/2010/wordprocessingGroup" xmlns:wpi="http://schemas.microsoft.com/office/word/2010/wordprocessingInk" xmlns:wne="http://schemas.microsoft.com/office/word/2006/wordml" xmlns:wps="http://schemas.microsoft.com/office/word/2010/wordprocessingShape" mc:Ignorable="w14 w15 w16se wp14">
+<w:endnotes xmlns:wpc="http://schemas.microsoft.com/office/word/2010/wordprocessingCanvas" xmlns:cx="http://schemas.microsoft.com/office/drawing/2014/chartex" xmlns:cx1="http://schemas.microsoft.com/office/drawing/2015/9/8/chartex" xmlns:cx2="http://schemas.microsoft.com/office/drawing/2015/10/21/chartex" xmlns:cx3="http://schemas.microsoft.com/office/drawing/2016/5/9/chartex" xmlns:cx4="http://schemas.microsoft.com/office/drawing/2016/5/10/chartex" xmlns:cx5="http://schemas.microsoft.com/office/drawing/2016/5/11/chartex" xmlns:cx6="http://schemas.microsoft.com/office/drawing/2016/5/12/chartex" xmlns:cx7="http://schemas.microsoft.com/office/drawing/2016/5/13/chartex" xmlns:cx8="http://schemas.microsoft.com/office/drawing/2016/5/14/chartex" xmlns:mc="http://schemas.openxmlformats.org/markup-compatibility/2006" xmlns:aink="http://schemas.microsoft.com/office/drawing/2016/ink" xmlns:am3d="http://schemas.microsoft.com/office/drawing/2017/model3d" xmlns:o="urn:schemas-microsoft-com:office:office" xmlns:r="http://schemas.openxmlformats.org/officeDocument/2006/relationships" xmlns:m="http://schemas.openxmlformats.org/officeDocument/2006/math" xmlns:v="urn:schemas-microsoft-com:vml" xmlns:wp14="http://schemas.microsoft.com/office/word/2010/wordprocessingDrawing" xmlns:wp="http://schemas.openxmlformats.org/drawingml/2006/wordprocessingDrawing" xmlns:w10="urn:schemas-microsoft-com:office:word" xmlns:w="http://schemas.openxmlformats.org/wordprocessingml/2006/main" xmlns:w14="http://schemas.microsoft.com/office/word/2010/wordml" xmlns:w15="http://schemas.microsoft.com/office/word/2012/wordml" xmlns:w16cex="http://schemas.microsoft.com/office/word/2018/wordml/cex" xmlns:w16cid="http://schemas.microsoft.com/office/word/2016/wordml/cid" xmlns:w16="http://schemas.microsoft.com/office/word/2018/wordml" xmlns:w16sdtdh="http://schemas.microsoft.com/office/word/2020/wordml/sdtdatahash" xmlns:w16se="http://schemas.microsoft.com/office/word/2015/wordml/symex" xmlns:wpg="http://schemas.microsoft.com/office/word/2010/wordprocessingGroup" xmlns:wpi="http://schemas.microsoft.com/office/word/2010/wordprocessingInk" xmlns:wne="http://schemas.microsoft.com/office/word/2006/wordml" xmlns:wps="http://schemas.microsoft.com/office/word/2010/wordprocessingShape" mc:Ignorable="w14 w15 w16se w16cid w16 w16cex w16sdtdh wp14">
   <w:endnote w:type="separator" w:id="-1">
     <w:p>
       <w:pPr>
@@ -2370,7 +2615,7 @@
 </file>
 
 <file path=word/footnotes.xml><?xml version="1.0" encoding="utf-8"?>
-<w:footnotes xmlns:wpc="http://schemas.microsoft.com/office/word/2010/wordprocessingCanvas" xmlns:cx="http://schemas.microsoft.com/office/drawing/2014/chartex" xmlns:mc="http://schemas.openxmlformats.org/markup-compatibility/2006" xmlns:o="urn:schemas-microsoft-com:office:office" xmlns:r="http://schemas.openxmlformats.org/officeDocument/2006/relationships" xmlns:m="http://schemas.openxmlformats.org/officeDocument/2006/math" xmlns:v="urn:schemas-microsoft-com:vml" xmlns:wp14="http://schemas.microsoft.com/office/word/2010/wordprocessingDrawing" xmlns:wp="http://schemas.openxmlformats.org/drawingml/2006/wordprocessingDrawing" xmlns:w10="urn:schemas-microsoft-com:office:word" xmlns:w="http://schemas.openxmlformats.org/wordprocessingml/2006/main" xmlns:w14="http://schemas.microsoft.com/office/word/2010/wordml" xmlns:w15="http://schemas.microsoft.com/office/word/2012/wordml" xmlns:w16se="http://schemas.microsoft.com/office/word/2015/wordml/symex" xmlns:wpg="http://schemas.microsoft.com/office/word/2010/wordprocessingGroup" xmlns:wpi="http://schemas.microsoft.com/office/word/2010/wordprocessingInk" xmlns:wne="http://schemas.microsoft.com/office/word/2006/wordml" xmlns:wps="http://schemas.microsoft.com/office/word/2010/wordprocessingShape" mc:Ignorable="w14 w15 w16se wp14">
+<w:footnotes xmlns:wpc="http://schemas.microsoft.com/office/word/2010/wordprocessingCanvas" xmlns:cx="http://schemas.microsoft.com/office/drawing/2014/chartex" xmlns:cx1="http://schemas.microsoft.com/office/drawing/2015/9/8/chartex" xmlns:cx2="http://schemas.microsoft.com/office/drawing/2015/10/21/chartex" xmlns:cx3="http://schemas.microsoft.com/office/drawing/2016/5/9/chartex" xmlns:cx4="http://schemas.microsoft.com/office/drawing/2016/5/10/chartex" xmlns:cx5="http://schemas.microsoft.com/office/drawing/2016/5/11/chartex" xmlns:cx6="http://schemas.microsoft.com/office/drawing/2016/5/12/chartex" xmlns:cx7="http://schemas.microsoft.com/office/drawing/2016/5/13/chartex" xmlns:cx8="http://schemas.microsoft.com/office/drawing/2016/5/14/chartex" xmlns:mc="http://schemas.openxmlformats.org/markup-compatibility/2006" xmlns:aink="http://schemas.microsoft.com/office/drawing/2016/ink" xmlns:am3d="http://schemas.microsoft.com/office/drawing/2017/model3d" xmlns:o="urn:schemas-microsoft-com:office:office" xmlns:r="http://schemas.openxmlformats.org/officeDocument/2006/relationships" xmlns:m="http://schemas.openxmlformats.org/officeDocument/2006/math" xmlns:v="urn:schemas-microsoft-com:vml" xmlns:wp14="http://schemas.microsoft.com/office/word/2010/wordprocessingDrawing" xmlns:wp="http://schemas.openxmlformats.org/drawingml/2006/wordprocessingDrawing" xmlns:w10="urn:schemas-microsoft-com:office:word" xmlns:w="http://schemas.openxmlformats.org/wordprocessingml/2006/main" xmlns:w14="http://schemas.microsoft.com/office/word/2010/wordml" xmlns:w15="http://schemas.microsoft.com/office/word/2012/wordml" xmlns:w16cex="http://schemas.microsoft.com/office/word/2018/wordml/cex" xmlns:w16cid="http://schemas.microsoft.com/office/word/2016/wordml/cid" xmlns:w16="http://schemas.microsoft.com/office/word/2018/wordml" xmlns:w16sdtdh="http://schemas.microsoft.com/office/word/2020/wordml/sdtdatahash" xmlns:w16se="http://schemas.microsoft.com/office/word/2015/wordml/symex" xmlns:wpg="http://schemas.microsoft.com/office/word/2010/wordprocessingGroup" xmlns:wpi="http://schemas.microsoft.com/office/word/2010/wordprocessingInk" xmlns:wne="http://schemas.microsoft.com/office/word/2006/wordml" xmlns:wps="http://schemas.microsoft.com/office/word/2010/wordprocessingShape" mc:Ignorable="w14 w15 w16se w16cid w16 w16cex w16sdtdh wp14">
   <w:footnote w:type="separator" w:id="-1">
     <w:p>
       <w:pPr>
@@ -2395,7 +2640,7 @@
 </file>
 
 <file path=word/header1.xml><?xml version="1.0" encoding="utf-8"?>
-<w:hdr xmlns:wpc="http://schemas.microsoft.com/office/word/2010/wordprocessingCanvas" xmlns:cx="http://schemas.microsoft.com/office/drawing/2014/chartex" xmlns:mc="http://schemas.openxmlformats.org/markup-compatibility/2006" xmlns:o="urn:schemas-microsoft-com:office:office" xmlns:r="http://schemas.openxmlformats.org/officeDocument/2006/relationships" xmlns:m="http://schemas.openxmlformats.org/officeDocument/2006/math" xmlns:v="urn:schemas-microsoft-com:vml" xmlns:wp14="http://schemas.microsoft.com/office/word/2010/wordprocessingDrawing" xmlns:wp="http://schemas.openxmlformats.org/drawingml/2006/wordprocessingDrawing" xmlns:w10="urn:schemas-microsoft-com:office:word" xmlns:w="http://schemas.openxmlformats.org/wordprocessingml/2006/main" xmlns:w14="http://schemas.microsoft.com/office/word/2010/wordml" xmlns:w15="http://schemas.microsoft.com/office/word/2012/wordml" xmlns:w16se="http://schemas.microsoft.com/office/word/2015/wordml/symex" xmlns:wpg="http://schemas.microsoft.com/office/word/2010/wordprocessingGroup" xmlns:wpi="http://schemas.microsoft.com/office/word/2010/wordprocessingInk" xmlns:wne="http://schemas.microsoft.com/office/word/2006/wordml" xmlns:wps="http://schemas.microsoft.com/office/word/2010/wordprocessingShape" mc:Ignorable="w14 w15 w16se wp14">
+<w:hdr xmlns:wpc="http://schemas.microsoft.com/office/word/2010/wordprocessingCanvas" xmlns:cx="http://schemas.microsoft.com/office/drawing/2014/chartex" xmlns:cx1="http://schemas.microsoft.com/office/drawing/2015/9/8/chartex" xmlns:cx2="http://schemas.microsoft.com/office/drawing/2015/10/21/chartex" xmlns:cx3="http://schemas.microsoft.com/office/drawing/2016/5/9/chartex" xmlns:cx4="http://schemas.microsoft.com/office/drawing/2016/5/10/chartex" xmlns:cx5="http://schemas.microsoft.com/office/drawing/2016/5/11/chartex" xmlns:cx6="http://schemas.microsoft.com/office/drawing/2016/5/12/chartex" xmlns:cx7="http://schemas.microsoft.com/office/drawing/2016/5/13/chartex" xmlns:cx8="http://schemas.microsoft.com/office/drawing/2016/5/14/chartex" xmlns:mc="http://schemas.openxmlformats.org/markup-compatibility/2006" xmlns:aink="http://schemas.microsoft.com/office/drawing/2016/ink" xmlns:am3d="http://schemas.microsoft.com/office/drawing/2017/model3d" xmlns:o="urn:schemas-microsoft-com:office:office" xmlns:r="http://schemas.openxmlformats.org/officeDocument/2006/relationships" xmlns:m="http://schemas.openxmlformats.org/officeDocument/2006/math" xmlns:v="urn:schemas-microsoft-com:vml" xmlns:wp14="http://schemas.microsoft.com/office/word/2010/wordprocessingDrawing" xmlns:wp="http://schemas.openxmlformats.org/drawingml/2006/wordprocessingDrawing" xmlns:w10="urn:schemas-microsoft-com:office:word" xmlns:w="http://schemas.openxmlformats.org/wordprocessingml/2006/main" xmlns:w14="http://schemas.microsoft.com/office/word/2010/wordml" xmlns:w15="http://schemas.microsoft.com/office/word/2012/wordml" xmlns:w16cex="http://schemas.microsoft.com/office/word/2018/wordml/cex" xmlns:w16cid="http://schemas.microsoft.com/office/word/2016/wordml/cid" xmlns:w16="http://schemas.microsoft.com/office/word/2018/wordml" xmlns:w16sdtdh="http://schemas.microsoft.com/office/word/2020/wordml/sdtdatahash" xmlns:w16se="http://schemas.microsoft.com/office/word/2015/wordml/symex" xmlns:wpg="http://schemas.microsoft.com/office/word/2010/wordprocessingGroup" xmlns:wpi="http://schemas.microsoft.com/office/word/2010/wordprocessingInk" xmlns:wne="http://schemas.microsoft.com/office/word/2006/wordml" xmlns:wps="http://schemas.microsoft.com/office/word/2010/wordprocessingShape" mc:Ignorable="w14 w15 w16se w16cid w16 w16cex w16sdtdh wp14">
   <w:tbl>
     <w:tblPr>
       <w:tblStyle w:val="Tablaconcuadrcula1"/>
@@ -2620,7 +2865,7 @@
 </file>
 
 <file path=word/numbering.xml><?xml version="1.0" encoding="utf-8"?>
-<w:numbering xmlns:wpc="http://schemas.microsoft.com/office/word/2010/wordprocessingCanvas" xmlns:cx="http://schemas.microsoft.com/office/drawing/2014/chartex" xmlns:mc="http://schemas.openxmlformats.org/markup-compatibility/2006" xmlns:o="urn:schemas-microsoft-com:office:office" xmlns:r="http://schemas.openxmlformats.org/officeDocument/2006/relationships" xmlns:m="http://schemas.openxmlformats.org/officeDocument/2006/math" xmlns:v="urn:schemas-microsoft-com:vml" xmlns:wp14="http://schemas.microsoft.com/office/word/2010/wordprocessingDrawing" xmlns:wp="http://schemas.openxmlformats.org/drawingml/2006/wordprocessingDrawing" xmlns:w10="urn:schemas-microsoft-com:office:word" xmlns:w="http://schemas.openxmlformats.org/wordprocessingml/2006/main" xmlns:w14="http://schemas.microsoft.com/office/word/2010/wordml" xmlns:w15="http://schemas.microsoft.com/office/word/2012/wordml" xmlns:w16se="http://schemas.microsoft.com/office/word/2015/wordml/symex" xmlns:wpg="http://schemas.microsoft.com/office/word/2010/wordprocessingGroup" xmlns:wpi="http://schemas.microsoft.com/office/word/2010/wordprocessingInk" xmlns:wne="http://schemas.microsoft.com/office/word/2006/wordml" xmlns:wps="http://schemas.microsoft.com/office/word/2010/wordprocessingShape" mc:Ignorable="w14 w15 w16se wp14">
+<w:numbering xmlns:wpc="http://schemas.microsoft.com/office/word/2010/wordprocessingCanvas" xmlns:cx="http://schemas.microsoft.com/office/drawing/2014/chartex" xmlns:cx1="http://schemas.microsoft.com/office/drawing/2015/9/8/chartex" xmlns:cx2="http://schemas.microsoft.com/office/drawing/2015/10/21/chartex" xmlns:cx3="http://schemas.microsoft.com/office/drawing/2016/5/9/chartex" xmlns:cx4="http://schemas.microsoft.com/office/drawing/2016/5/10/chartex" xmlns:cx5="http://schemas.microsoft.com/office/drawing/2016/5/11/chartex" xmlns:cx6="http://schemas.microsoft.com/office/drawing/2016/5/12/chartex" xmlns:cx7="http://schemas.microsoft.com/office/drawing/2016/5/13/chartex" xmlns:cx8="http://schemas.microsoft.com/office/drawing/2016/5/14/chartex" xmlns:mc="http://schemas.openxmlformats.org/markup-compatibility/2006" xmlns:aink="http://schemas.microsoft.com/office/drawing/2016/ink" xmlns:am3d="http://schemas.microsoft.com/office/drawing/2017/model3d" xmlns:o="urn:schemas-microsoft-com:office:office" xmlns:r="http://schemas.openxmlformats.org/officeDocument/2006/relationships" xmlns:m="http://schemas.openxmlformats.org/officeDocument/2006/math" xmlns:v="urn:schemas-microsoft-com:vml" xmlns:wp14="http://schemas.microsoft.com/office/word/2010/wordprocessingDrawing" xmlns:wp="http://schemas.openxmlformats.org/drawingml/2006/wordprocessingDrawing" xmlns:w10="urn:schemas-microsoft-com:office:word" xmlns:w="http://schemas.openxmlformats.org/wordprocessingml/2006/main" xmlns:w14="http://schemas.microsoft.com/office/word/2010/wordml" xmlns:w15="http://schemas.microsoft.com/office/word/2012/wordml" xmlns:w16cex="http://schemas.microsoft.com/office/word/2018/wordml/cex" xmlns:w16cid="http://schemas.microsoft.com/office/word/2016/wordml/cid" xmlns:w16="http://schemas.microsoft.com/office/word/2018/wordml" xmlns:w16sdtdh="http://schemas.microsoft.com/office/word/2020/wordml/sdtdatahash" xmlns:w16se="http://schemas.microsoft.com/office/word/2015/wordml/symex" xmlns:wpg="http://schemas.microsoft.com/office/word/2010/wordprocessingGroup" xmlns:wpi="http://schemas.microsoft.com/office/word/2010/wordprocessingInk" xmlns:wne="http://schemas.microsoft.com/office/word/2006/wordml" xmlns:wps="http://schemas.microsoft.com/office/word/2010/wordprocessingShape" mc:Ignorable="w14 w15 w16se w16cid w16 w16cex w16sdtdh wp14">
   <w:abstractNum w:abstractNumId="0" w15:restartNumberingAfterBreak="0">
     <w:nsid w:val="114E14AF"/>
     <w:multiLevelType w:val="hybridMultilevel"/>
@@ -3005,6 +3250,95 @@
     </w:lvl>
   </w:abstractNum>
   <w:abstractNum w:abstractNumId="3" w15:restartNumberingAfterBreak="0">
+    <w:nsid w:val="4CCF6A16"/>
+    <w:multiLevelType w:val="hybridMultilevel"/>
+    <w:tmpl w:val="26B68602"/>
+    <w:lvl w:ilvl="0" w:tplc="C602CC90">
+      <w:start w:val="1"/>
+      <w:numFmt w:val="decimal"/>
+      <w:lvlText w:val="%1-"/>
+      <w:lvlJc w:val="left"/>
+      <w:pPr>
+        <w:ind w:left="1500" w:hanging="360"/>
+      </w:pPr>
+      <w:rPr>
+        <w:rFonts w:hint="default"/>
+      </w:rPr>
+    </w:lvl>
+    <w:lvl w:ilvl="1" w:tplc="340A0019" w:tentative="1">
+      <w:start w:val="1"/>
+      <w:numFmt w:val="lowerLetter"/>
+      <w:lvlText w:val="%2."/>
+      <w:lvlJc w:val="left"/>
+      <w:pPr>
+        <w:ind w:left="2220" w:hanging="360"/>
+      </w:pPr>
+    </w:lvl>
+    <w:lvl w:ilvl="2" w:tplc="340A001B" w:tentative="1">
+      <w:start w:val="1"/>
+      <w:numFmt w:val="lowerRoman"/>
+      <w:lvlText w:val="%3."/>
+      <w:lvlJc w:val="right"/>
+      <w:pPr>
+        <w:ind w:left="2940" w:hanging="180"/>
+      </w:pPr>
+    </w:lvl>
+    <w:lvl w:ilvl="3" w:tplc="340A000F" w:tentative="1">
+      <w:start w:val="1"/>
+      <w:numFmt w:val="decimal"/>
+      <w:lvlText w:val="%4."/>
+      <w:lvlJc w:val="left"/>
+      <w:pPr>
+        <w:ind w:left="3660" w:hanging="360"/>
+      </w:pPr>
+    </w:lvl>
+    <w:lvl w:ilvl="4" w:tplc="340A0019" w:tentative="1">
+      <w:start w:val="1"/>
+      <w:numFmt w:val="lowerLetter"/>
+      <w:lvlText w:val="%5."/>
+      <w:lvlJc w:val="left"/>
+      <w:pPr>
+        <w:ind w:left="4380" w:hanging="360"/>
+      </w:pPr>
+    </w:lvl>
+    <w:lvl w:ilvl="5" w:tplc="340A001B" w:tentative="1">
+      <w:start w:val="1"/>
+      <w:numFmt w:val="lowerRoman"/>
+      <w:lvlText w:val="%6."/>
+      <w:lvlJc w:val="right"/>
+      <w:pPr>
+        <w:ind w:left="5100" w:hanging="180"/>
+      </w:pPr>
+    </w:lvl>
+    <w:lvl w:ilvl="6" w:tplc="340A000F" w:tentative="1">
+      <w:start w:val="1"/>
+      <w:numFmt w:val="decimal"/>
+      <w:lvlText w:val="%7."/>
+      <w:lvlJc w:val="left"/>
+      <w:pPr>
+        <w:ind w:left="5820" w:hanging="360"/>
+      </w:pPr>
+    </w:lvl>
+    <w:lvl w:ilvl="7" w:tplc="340A0019" w:tentative="1">
+      <w:start w:val="1"/>
+      <w:numFmt w:val="lowerLetter"/>
+      <w:lvlText w:val="%8."/>
+      <w:lvlJc w:val="left"/>
+      <w:pPr>
+        <w:ind w:left="6540" w:hanging="360"/>
+      </w:pPr>
+    </w:lvl>
+    <w:lvl w:ilvl="8" w:tplc="340A001B" w:tentative="1">
+      <w:start w:val="1"/>
+      <w:numFmt w:val="lowerRoman"/>
+      <w:lvlText w:val="%9."/>
+      <w:lvlJc w:val="right"/>
+      <w:pPr>
+        <w:ind w:left="7260" w:hanging="180"/>
+      </w:pPr>
+    </w:lvl>
+  </w:abstractNum>
+  <w:abstractNum w:abstractNumId="4" w15:restartNumberingAfterBreak="0">
     <w:nsid w:val="51D05305"/>
     <w:multiLevelType w:val="hybridMultilevel"/>
     <w:tmpl w:val="630E86B8"/>
@@ -3117,7 +3451,7 @@
       </w:rPr>
     </w:lvl>
   </w:abstractNum>
-  <w:abstractNum w:abstractNumId="4" w15:restartNumberingAfterBreak="0">
+  <w:abstractNum w:abstractNumId="5" w15:restartNumberingAfterBreak="0">
     <w:nsid w:val="66494837"/>
     <w:multiLevelType w:val="hybridMultilevel"/>
     <w:tmpl w:val="68BA2608"/>
@@ -3230,7 +3564,7 @@
       </w:rPr>
     </w:lvl>
   </w:abstractNum>
-  <w:abstractNum w:abstractNumId="5" w15:restartNumberingAfterBreak="0">
+  <w:abstractNum w:abstractNumId="6" w15:restartNumberingAfterBreak="0">
     <w:nsid w:val="731E1176"/>
     <w:multiLevelType w:val="hybridMultilevel"/>
     <w:tmpl w:val="AF82A29E"/>
@@ -3327,22 +3661,25 @@
     <w:abstractNumId w:val="2"/>
   </w:num>
   <w:num w:numId="3">
-    <w:abstractNumId w:val="5"/>
+    <w:abstractNumId w:val="6"/>
   </w:num>
   <w:num w:numId="4">
     <w:abstractNumId w:val="1"/>
   </w:num>
   <w:num w:numId="5">
-    <w:abstractNumId w:val="3"/>
+    <w:abstractNumId w:val="4"/>
   </w:num>
   <w:num w:numId="6">
-    <w:abstractNumId w:val="4"/>
+    <w:abstractNumId w:val="5"/>
+  </w:num>
+  <w:num w:numId="7">
+    <w:abstractNumId w:val="3"/>
   </w:num>
 </w:numbering>
 </file>
 
 <file path=word/styles.xml><?xml version="1.0" encoding="utf-8"?>
-<w:styles xmlns:mc="http://schemas.openxmlformats.org/markup-compatibility/2006" xmlns:r="http://schemas.openxmlformats.org/officeDocument/2006/relationships" xmlns:w="http://schemas.openxmlformats.org/wordprocessingml/2006/main" xmlns:w14="http://schemas.microsoft.com/office/word/2010/wordml" xmlns:w15="http://schemas.microsoft.com/office/word/2012/wordml" xmlns:w16se="http://schemas.microsoft.com/office/word/2015/wordml/symex" mc:Ignorable="w14 w15 w16se">
+<w:styles xmlns:mc="http://schemas.openxmlformats.org/markup-compatibility/2006" xmlns:r="http://schemas.openxmlformats.org/officeDocument/2006/relationships" xmlns:w="http://schemas.openxmlformats.org/wordprocessingml/2006/main" xmlns:w14="http://schemas.microsoft.com/office/word/2010/wordml" xmlns:w15="http://schemas.microsoft.com/office/word/2012/wordml" xmlns:w16cex="http://schemas.microsoft.com/office/word/2018/wordml/cex" xmlns:w16cid="http://schemas.microsoft.com/office/word/2016/wordml/cid" xmlns:w16="http://schemas.microsoft.com/office/word/2018/wordml" xmlns:w16sdtdh="http://schemas.microsoft.com/office/word/2020/wordml/sdtdatahash" xmlns:w16se="http://schemas.microsoft.com/office/word/2015/wordml/symex" mc:Ignorable="w14 w15 w16se w16cid w16 w16cex w16sdtdh">
   <w:docDefaults>
     <w:rPrDefault>
       <w:rPr>
@@ -3354,7 +3691,7 @@
     </w:rPrDefault>
     <w:pPrDefault/>
   </w:docDefaults>
-  <w:latentStyles w:defLockedState="0" w:defUIPriority="99" w:defSemiHidden="0" w:defUnhideWhenUsed="0" w:defQFormat="0" w:count="371">
+  <w:latentStyles w:defLockedState="0" w:defUIPriority="99" w:defSemiHidden="0" w:defUnhideWhenUsed="0" w:defQFormat="0" w:count="376">
     <w:lsdException w:name="Normal" w:uiPriority="0" w:qFormat="1"/>
     <w:lsdException w:name="heading 1" w:uiPriority="9" w:qFormat="1"/>
     <w:lsdException w:name="heading 2" w:semiHidden="1" w:uiPriority="9" w:unhideWhenUsed="1" w:qFormat="1"/>
@@ -3460,7 +3797,6 @@
     <w:lsdException w:name="HTML Sample" w:semiHidden="1" w:unhideWhenUsed="1"/>
     <w:lsdException w:name="HTML Typewriter" w:semiHidden="1" w:unhideWhenUsed="1"/>
     <w:lsdException w:name="HTML Variable" w:semiHidden="1" w:unhideWhenUsed="1"/>
-    <w:lsdException w:name="Normal Table" w:semiHidden="1" w:unhideWhenUsed="1"/>
     <w:lsdException w:name="annotation subject" w:semiHidden="1" w:unhideWhenUsed="1"/>
     <w:lsdException w:name="No List" w:semiHidden="1" w:unhideWhenUsed="1"/>
     <w:lsdException w:name="Outline List 1" w:semiHidden="1" w:unhideWhenUsed="1"/>
@@ -3503,11 +3839,8 @@
     <w:lsdException w:name="Table Contemporary" w:semiHidden="1" w:unhideWhenUsed="1"/>
     <w:lsdException w:name="Table Elegant" w:semiHidden="1" w:unhideWhenUsed="1"/>
     <w:lsdException w:name="Table Professional" w:semiHidden="1" w:unhideWhenUsed="1"/>
-    <w:lsdException w:name="Table Subtle 1" w:semiHidden="1" w:unhideWhenUsed="1"/>
     <w:lsdException w:name="Table Subtle 2" w:semiHidden="1" w:unhideWhenUsed="1"/>
     <w:lsdException w:name="Table Web 1" w:semiHidden="1" w:unhideWhenUsed="1"/>
-    <w:lsdException w:name="Table Web 2" w:semiHidden="1" w:unhideWhenUsed="1"/>
-    <w:lsdException w:name="Table Web 3" w:semiHidden="1" w:unhideWhenUsed="1"/>
     <w:lsdException w:name="Balloon Text" w:semiHidden="1" w:unhideWhenUsed="1"/>
     <w:lsdException w:name="Table Grid" w:uiPriority="39"/>
     <w:lsdException w:name="Table Theme" w:semiHidden="1" w:unhideWhenUsed="1"/>
@@ -3726,6 +4059,11 @@
     <w:lsdException w:name="List Table 5 Dark Accent 6" w:uiPriority="50"/>
     <w:lsdException w:name="List Table 6 Colorful Accent 6" w:uiPriority="51"/>
     <w:lsdException w:name="List Table 7 Colorful Accent 6" w:uiPriority="52"/>
+    <w:lsdException w:name="Mention" w:semiHidden="1" w:unhideWhenUsed="1"/>
+    <w:lsdException w:name="Smart Hyperlink" w:semiHidden="1" w:unhideWhenUsed="1"/>
+    <w:lsdException w:name="Hashtag" w:semiHidden="1" w:unhideWhenUsed="1"/>
+    <w:lsdException w:name="Unresolved Mention" w:semiHidden="1" w:unhideWhenUsed="1"/>
+    <w:lsdException w:name="Smart Link" w:semiHidden="1" w:unhideWhenUsed="1"/>
   </w:latentStyles>
   <w:style w:type="paragraph" w:default="1" w:styleId="Normal">
     <w:name w:val="Normal"/>
@@ -4036,6 +4374,11 @@
     <w:basedOn w:val="Fuentedeprrafopredeter"/>
     <w:rsid w:val="00B4008E"/>
   </w:style>
+  <w:style w:type="character" w:customStyle="1" w:styleId="agcmg">
+    <w:name w:val="a_gcmg"/>
+    <w:basedOn w:val="Fuentedeprrafopredeter"/>
+    <w:rsid w:val="00C71FDA"/>
+  </w:style>
 </w:styles>
 </file>
 
@@ -4335,6 +4678,12 @@
 </file>
 
 <file path=customXml/item1.xml><?xml version="1.0" encoding="utf-8"?>
+<p:properties xmlns:p="http://schemas.microsoft.com/office/2006/metadata/properties" xmlns:xsi="http://www.w3.org/2001/XMLSchema-instance" xmlns:pc="http://schemas.microsoft.com/office/infopath/2007/PartnerControls">
+  <documentManagement/>
+</p:properties>
+</file>
+
+<file path=customXml/item2.xml><?xml version="1.0" encoding="utf-8"?>
 <ct:contentTypeSchema xmlns:ct="http://schemas.microsoft.com/office/2006/metadata/contentType" xmlns:ma="http://schemas.microsoft.com/office/2006/metadata/properties/metaAttributes" ct:_="" ma:_="" ma:contentTypeName="Documento" ma:contentTypeID="0x010100E96778489EE7714D8BD12CC105EB918B" ma:contentTypeVersion="2" ma:contentTypeDescription="Crear nuevo documento." ma:contentTypeScope="" ma:versionID="416c5c7ae9b5d54d83875cd3c65194e3">
   <xsd:schema xmlns:xsd="http://www.w3.org/2001/XMLSchema" xmlns:xs="http://www.w3.org/2001/XMLSchema" xmlns:p="http://schemas.microsoft.com/office/2006/metadata/properties" xmlns:ns2="126e8a1c-9ea9-435a-ac89-d06c80d62e30" targetNamespace="http://schemas.microsoft.com/office/2006/metadata/properties" ma:root="true" ma:fieldsID="70a237c842677bd850644f8595079f5e" ns2:_="">
     <xsd:import namespace="126e8a1c-9ea9-435a-ac89-d06c80d62e30"/>
@@ -4466,13 +4815,11 @@
 </ct:contentTypeSchema>
 </file>
 
-<file path=customXml/item2.xml><?xml version="1.0" encoding="utf-8"?>
-<p:properties xmlns:p="http://schemas.microsoft.com/office/2006/metadata/properties" xmlns:xsi="http://www.w3.org/2001/XMLSchema-instance" xmlns:pc="http://schemas.microsoft.com/office/infopath/2007/PartnerControls">
-  <documentManagement/>
-</p:properties>
+<file path=customXml/item3.xml><?xml version="1.0" encoding="utf-8"?>
+<b:Sources xmlns:b="http://schemas.openxmlformats.org/officeDocument/2006/bibliography" xmlns="http://schemas.openxmlformats.org/officeDocument/2006/bibliography" SelectedStyle="\APASixthEditionOfficeOnline.xsl" StyleName="APA" Version="6"/>
 </file>
 
-<file path=customXml/item3.xml><?xml version="1.0" encoding="utf-8"?>
+<file path=customXml/item4.xml><?xml version="1.0" encoding="utf-8"?>
 <?mso-contentType ?>
 <FormTemplates xmlns="http://schemas.microsoft.com/sharepoint/v3/contenttype/forms">
   <Display>DocumentLibraryForm</Display>
@@ -4481,11 +4828,16 @@
 </FormTemplates>
 </file>
 
-<file path=customXml/item4.xml><?xml version="1.0" encoding="utf-8"?>
-<b:Sources xmlns:b="http://schemas.openxmlformats.org/officeDocument/2006/bibliography" xmlns="http://schemas.openxmlformats.org/officeDocument/2006/bibliography" SelectedStyle="\APASixthEditionOfficeOnline.xsl" StyleName="APA" Version="6"/>
+<file path=customXml/itemProps1.xml><?xml version="1.0" encoding="utf-8"?>
+<ds:datastoreItem xmlns:ds="http://schemas.openxmlformats.org/officeDocument/2006/customXml" ds:itemID="{372B79FC-6971-4544-98C5-83069028712A}">
+  <ds:schemaRefs>
+    <ds:schemaRef ds:uri="http://schemas.microsoft.com/office/2006/metadata/properties"/>
+    <ds:schemaRef ds:uri="http://schemas.microsoft.com/office/infopath/2007/PartnerControls"/>
+  </ds:schemaRefs>
+</ds:datastoreItem>
 </file>
 
-<file path=customXml/itemProps1.xml><?xml version="1.0" encoding="utf-8"?>
+<file path=customXml/itemProps2.xml><?xml version="1.0" encoding="utf-8"?>
 <ds:datastoreItem xmlns:ds="http://schemas.openxmlformats.org/officeDocument/2006/customXml" ds:itemID="{1A4E63CB-0BBC-477D-B96D-0B1E89CFECED}">
   <ds:schemaRefs>
     <ds:schemaRef ds:uri="http://schemas.microsoft.com/office/2006/metadata/contentType"/>
@@ -4503,34 +4855,18 @@
 </ds:datastoreItem>
 </file>
 
-<file path=customXml/itemProps2.xml><?xml version="1.0" encoding="utf-8"?>
-<ds:datastoreItem xmlns:ds="http://schemas.openxmlformats.org/officeDocument/2006/customXml" ds:itemID="{372B79FC-6971-4544-98C5-83069028712A}">
+<file path=customXml/itemProps3.xml><?xml version="1.0" encoding="utf-8"?>
+<ds:datastoreItem xmlns:ds="http://schemas.openxmlformats.org/officeDocument/2006/customXml" ds:itemID="{BDCED711-E314-4C22-B587-D275DD8897EC}">
   <ds:schemaRefs>
-    <ds:schemaRef ds:uri="http://purl.org/dc/dcmitype/"/>
-    <ds:schemaRef ds:uri="http://purl.org/dc/elements/1.1/"/>
-    <ds:schemaRef ds:uri="http://www.w3.org/XML/1998/namespace"/>
-    <ds:schemaRef ds:uri="126e8a1c-9ea9-435a-ac89-d06c80d62e30"/>
-    <ds:schemaRef ds:uri="http://schemas.microsoft.com/office/2006/documentManagement/types"/>
-    <ds:schemaRef ds:uri="http://purl.org/dc/terms/"/>
-    <ds:schemaRef ds:uri="http://schemas.microsoft.com/office/infopath/2007/PartnerControls"/>
-    <ds:schemaRef ds:uri="http://schemas.openxmlformats.org/package/2006/metadata/core-properties"/>
-    <ds:schemaRef ds:uri="http://schemas.microsoft.com/office/2006/metadata/properties"/>
+    <ds:schemaRef ds:uri="http://schemas.openxmlformats.org/officeDocument/2006/bibliography"/>
   </ds:schemaRefs>
 </ds:datastoreItem>
 </file>
 
-<file path=customXml/itemProps3.xml><?xml version="1.0" encoding="utf-8"?>
+<file path=customXml/itemProps4.xml><?xml version="1.0" encoding="utf-8"?>
 <ds:datastoreItem xmlns:ds="http://schemas.openxmlformats.org/officeDocument/2006/customXml" ds:itemID="{DB26575A-B7B3-4412-B642-D3B0845180CC}">
   <ds:schemaRefs>
     <ds:schemaRef ds:uri="http://schemas.microsoft.com/sharepoint/v3/contenttype/forms"/>
   </ds:schemaRefs>
 </ds:datastoreItem>
-</file>
-
-<file path=customXml/itemProps4.xml><?xml version="1.0" encoding="utf-8"?>
-<ds:datastoreItem xmlns:ds="http://schemas.openxmlformats.org/officeDocument/2006/customXml" ds:itemID="{BDCED711-E314-4C22-B587-D275DD8897EC}">
-  <ds:schemaRefs>
-    <ds:schemaRef ds:uri="http://schemas.openxmlformats.org/officeDocument/2006/bibliography"/>
-  </ds:schemaRefs>
-</ds:datastoreItem>
 </file>